--- a/13.07.2026/INHERITANCE-1.docx
+++ b/13.07.2026/INHERITANCE-1.docx
@@ -136,7 +136,13 @@
         <w:spacing w:after="0"/>
       </w:pPr>
       <w:r>
-        <w:t>d) extends</w:t>
+        <w:t xml:space="preserve">d) </w:t>
+      </w:r>
+      <w:r>
+        <w:rPr>
+          <w:highlight w:val="yellow"/>
+        </w:rPr>
+        <w:t>extends</w:t>
       </w:r>
     </w:p>
     <w:p>
@@ -173,7 +179,13 @@
         <w:spacing w:after="0"/>
       </w:pPr>
       <w:r>
-        <w:t>c) protected member</w:t>
+        <w:t xml:space="preserve">c) </w:t>
+      </w:r>
+      <w:r>
+        <w:rPr>
+          <w:highlight w:val="yellow"/>
+        </w:rPr>
+        <w:t>protected member</w:t>
       </w:r>
     </w:p>
     <w:p>
@@ -218,7 +230,13 @@
         <w:spacing w:after="0"/>
       </w:pPr>
       <w:r>
-        <w:t>c) class B extends A {}</w:t>
+        <w:t xml:space="preserve">c) </w:t>
+      </w:r>
+      <w:r>
+        <w:rPr>
+          <w:highlight w:val="yellow"/>
+        </w:rPr>
+        <w:t>class B extends A {}</w:t>
       </w:r>
     </w:p>
     <w:p>
@@ -556,6 +574,9 @@
       </w:r>
       <w:proofErr w:type="gramStart"/>
       <w:r>
+        <w:rPr>
+          <w:highlight w:val="yellow"/>
+        </w:rPr>
         <w:t>B,E</w:t>
       </w:r>
       <w:proofErr w:type="gramEnd"/>
@@ -916,7 +937,13 @@
         <w:spacing w:after="0"/>
       </w:pPr>
       <w:r>
-        <w:t>c) 2</w:t>
+        <w:t xml:space="preserve">c) </w:t>
+      </w:r>
+      <w:r>
+        <w:rPr>
+          <w:highlight w:val="yellow"/>
+        </w:rPr>
+        <w:t>2</w:t>
       </w:r>
     </w:p>
     <w:p>
@@ -1203,7 +1230,13 @@
         <w:spacing w:after="0"/>
       </w:pPr>
       <w:r>
-        <w:t>b) 3 3</w:t>
+        <w:t xml:space="preserve">b) </w:t>
+      </w:r>
+      <w:r>
+        <w:rPr>
+          <w:highlight w:val="yellow"/>
+        </w:rPr>
+        <w:t>3 3</w:t>
       </w:r>
     </w:p>
     <w:p>
@@ -1550,7 +1583,13 @@
         <w:spacing w:after="0"/>
       </w:pPr>
       <w:r>
-        <w:t>d) Compilation Error</w:t>
+        <w:t xml:space="preserve">d) </w:t>
+      </w:r>
+      <w:r>
+        <w:rPr>
+          <w:highlight w:val="yellow"/>
+        </w:rPr>
+        <w:t>Compilation Error</w:t>
       </w:r>
     </w:p>
     <w:p>
@@ -1579,7 +1618,13 @@
         <w:spacing w:after="0"/>
       </w:pPr>
       <w:r>
-        <w:t>b) Double inheritance</w:t>
+        <w:t xml:space="preserve">b) </w:t>
+      </w:r>
+      <w:r>
+        <w:rPr>
+          <w:highlight w:val="yellow"/>
+        </w:rPr>
+        <w:t>Double inheritance</w:t>
       </w:r>
     </w:p>
     <w:p>
@@ -1616,7 +1661,13 @@
         <w:spacing w:after="0"/>
       </w:pPr>
       <w:r>
-        <w:t>a) Interfaces</w:t>
+        <w:t xml:space="preserve">a) </w:t>
+      </w:r>
+      <w:r>
+        <w:rPr>
+          <w:highlight w:val="yellow"/>
+        </w:rPr>
+        <w:t>Interfaces</w:t>
       </w:r>
     </w:p>
     <w:p>
@@ -1721,10 +1772,16 @@
       <w:proofErr w:type="spellStart"/>
       <w:proofErr w:type="gramStart"/>
       <w:r>
+        <w:rPr>
+          <w:highlight w:val="yellow"/>
+        </w:rPr>
         <w:t>java.lang</w:t>
       </w:r>
       <w:proofErr w:type="gramEnd"/>
       <w:r>
+        <w:rPr>
+          <w:highlight w:val="yellow"/>
+        </w:rPr>
         <w:t>.Object</w:t>
       </w:r>
       <w:proofErr w:type="spellEnd"/>
@@ -1761,7 +1818,13 @@
         <w:spacing w:after="0"/>
       </w:pPr>
       <w:r>
-        <w:t>b) Private</w:t>
+        <w:t xml:space="preserve">b) </w:t>
+      </w:r>
+      <w:r>
+        <w:rPr>
+          <w:highlight w:val="yellow"/>
+        </w:rPr>
+        <w:t>Private</w:t>
       </w:r>
     </w:p>
     <w:p>
@@ -1798,7 +1861,13 @@
         <w:spacing w:after="0"/>
       </w:pPr>
       <w:r>
-        <w:t>a) super</w:t>
+        <w:t xml:space="preserve">a) </w:t>
+      </w:r>
+      <w:r>
+        <w:rPr>
+          <w:highlight w:val="yellow"/>
+        </w:rPr>
+        <w:t>super</w:t>
       </w:r>
     </w:p>
     <w:p>
@@ -1856,7 +1925,13 @@
         <w:spacing w:after="0"/>
       </w:pPr>
       <w:r>
-        <w:t>b) False</w:t>
+        <w:t xml:space="preserve">b) </w:t>
+      </w:r>
+      <w:r>
+        <w:rPr>
+          <w:highlight w:val="yellow"/>
+        </w:rPr>
+        <w:t>False</w:t>
       </w:r>
     </w:p>
     <w:p>
@@ -1901,6 +1976,63 @@
         <w:spacing w:after="0"/>
       </w:pPr>
       <w:r>
+        <w:t xml:space="preserve">d) </w:t>
+      </w:r>
+      <w:r>
+        <w:rPr>
+          <w:highlight w:val="yellow"/>
+        </w:rPr>
+        <w:t>implements</w:t>
+      </w:r>
+    </w:p>
+    <w:p>
+      <w:pPr>
+        <w:spacing w:after="0"/>
+      </w:pPr>
+    </w:p>
+    <w:p>
+      <w:pPr>
+        <w:spacing w:after="0"/>
+      </w:pPr>
+      <w:r>
+        <w:t>15. Which of the following is used for implementing inheritance through class?</w:t>
+      </w:r>
+    </w:p>
+    <w:p>
+      <w:pPr>
+        <w:spacing w:after="0"/>
+      </w:pPr>
+      <w:r>
+        <w:t>a) inherited</w:t>
+      </w:r>
+    </w:p>
+    <w:p>
+      <w:pPr>
+        <w:spacing w:after="0"/>
+      </w:pPr>
+      <w:r>
+        <w:t>b) using</w:t>
+      </w:r>
+    </w:p>
+    <w:p>
+      <w:pPr>
+        <w:spacing w:after="0"/>
+      </w:pPr>
+      <w:r>
+        <w:t xml:space="preserve">c) </w:t>
+      </w:r>
+      <w:r>
+        <w:rPr>
+          <w:highlight w:val="yellow"/>
+        </w:rPr>
+        <w:t>extends</w:t>
+      </w:r>
+    </w:p>
+    <w:p>
+      <w:pPr>
+        <w:spacing w:after="0"/>
+      </w:pPr>
+      <w:r>
         <w:t>d) implements</w:t>
       </w:r>
     </w:p>
@@ -1914,51 +2046,6 @@
         <w:spacing w:after="0"/>
       </w:pPr>
       <w:r>
-        <w:t>15. Which of the following is used for implementing inheritance through class?</w:t>
-      </w:r>
-    </w:p>
-    <w:p>
-      <w:pPr>
-        <w:spacing w:after="0"/>
-      </w:pPr>
-      <w:r>
-        <w:t>a) inherited</w:t>
-      </w:r>
-    </w:p>
-    <w:p>
-      <w:pPr>
-        <w:spacing w:after="0"/>
-      </w:pPr>
-      <w:r>
-        <w:t>b) using</w:t>
-      </w:r>
-    </w:p>
-    <w:p>
-      <w:pPr>
-        <w:spacing w:after="0"/>
-      </w:pPr>
-      <w:r>
-        <w:t>c) extends</w:t>
-      </w:r>
-    </w:p>
-    <w:p>
-      <w:pPr>
-        <w:spacing w:after="0"/>
-      </w:pPr>
-      <w:r>
-        <w:t>d) implements</w:t>
-      </w:r>
-    </w:p>
-    <w:p>
-      <w:pPr>
-        <w:spacing w:after="0"/>
-      </w:pPr>
-    </w:p>
-    <w:p>
-      <w:pPr>
-        <w:spacing w:after="0"/>
-      </w:pPr>
-      <w:r>
         <w:t xml:space="preserve">16. What would be the result if a class extends two interfaces and both have a method with same name and signature? </w:t>
       </w:r>
       <w:proofErr w:type="spellStart"/>
@@ -1985,7 +2072,13 @@
         <w:spacing w:after="0"/>
       </w:pPr>
       <w:r>
-        <w:t>b) Compile time error</w:t>
+        <w:t xml:space="preserve">b) </w:t>
+      </w:r>
+      <w:r>
+        <w:rPr>
+          <w:highlight w:val="yellow"/>
+        </w:rPr>
+        <w:t>Compile time error</w:t>
       </w:r>
     </w:p>
     <w:p>
@@ -2022,7 +2115,13 @@
         <w:spacing w:after="0"/>
       </w:pPr>
       <w:r>
-        <w:t>a) True</w:t>
+        <w:t xml:space="preserve">a) </w:t>
+      </w:r>
+      <w:r>
+        <w:rPr>
+          <w:highlight w:val="yellow"/>
+        </w:rPr>
+        <w:t>True</w:t>
       </w:r>
     </w:p>
     <w:p>
@@ -2447,6 +2546,7 @@
   <w:style w:type="character" w:default="1" w:styleId="DefaultParagraphFont">
     <w:name w:val="Default Paragraph Font"/>
     <w:uiPriority w:val="1"/>
+    <w:semiHidden/>
     <w:unhideWhenUsed/>
   </w:style>
   <w:style w:type="table" w:default="1" w:styleId="TableNormal">
